--- a/templates/cv-cover-template.docx
+++ b/templates/cv-cover-template.docx
@@ -108,7 +108,7 @@
           <w:sz w:val="44"/>
           <w:szCs w:val="44"/>
         </w:rPr>
-        <w:t>PROFILE OF</w:t>
+        <w:t>CV of</w:t>
       </w:r>
       <w:r>
         <w:rPr>
